--- a/zaini_case_audit_output/outputs/word/documents/039_أمر تنفيذ الوالدة عاتقة ضد الشيخ أسامة ـ 401024501240718 ـ 08-04-1445 ـ منتهي.docx
+++ b/zaini_case_audit_output/outputs/word/documents/039_أمر تنفيذ الوالدة عاتقة ضد الشيخ أسامة ـ 401024501240718 ـ 08-04-1445 ـ منتهي.docx
@@ -78,7 +78,7 @@
           <w:b w:val="0"/>
           <w:i w:val="0"/>
         </w:rPr>
-        <w:t>زجان ةصنم</w:t>
+        <w:t>منصة ناجز</w:t>
       </w:r>
     </w:p>
     <w:p>

--- a/zaini_case_audit_output/outputs/word/documents/039_أمر تنفيذ الوالدة عاتقة ضد الشيخ أسامة ـ 401024501240718 ـ 08-04-1445 ـ منتهي.docx
+++ b/zaini_case_audit_output/outputs/word/documents/039_أمر تنفيذ الوالدة عاتقة ضد الشيخ أسامة ـ 401024501240718 ـ 08-04-1445 ـ منتهي.docx
@@ -104,7 +104,7 @@
           <w:b w:val="0"/>
           <w:i w:val="0"/>
         </w:rPr>
-        <w:t>مرحلة التبليغ مراحل الطلب كافة التفاصيل لوحة المعلومات  التنفيذ  تفاصيل الطلب مرحبا / أسامه بن احمد بن عباس</w:t>
+        <w:t>سابع نب دمحا نب هماسأ / ابحرم بلطلا ليصافت  ذيفنتلا  تامولعملا ةحول ليصافتلا ةفاك بلطلا لحارم غيلبتلا ةلحرم</w:t>
       </w:r>
     </w:p>
     <w:p>
@@ -117,7 +117,7 @@
           <w:b w:val="0"/>
           <w:i w:val="0"/>
         </w:rPr>
-        <w:t>تقديم الطلب</w:t>
+        <w:t>بلطلا ميدقت</w:t>
       </w:r>
     </w:p>
     <w:p>
@@ -130,7 +130,7 @@
           <w:b w:val="0"/>
           <w:i w:val="0"/>
         </w:rPr>
-        <w:t>إصدار فاتورة سداد</w:t>
+        <w:t>دادس ةروتاف رادصإ</w:t>
       </w:r>
     </w:p>
     <w:p>
@@ -143,7 +143,7 @@
           <w:b w:val="0"/>
           <w:i w:val="0"/>
         </w:rPr>
-        <w:t>08/04/1445 تم قبول الطلب</w:t>
+        <w:t>بلطلا لوبق مت 08/04/1445</w:t>
       </w:r>
     </w:p>
     <w:p>
@@ -169,7 +169,7 @@
           <w:b w:val="0"/>
           <w:i w:val="0"/>
         </w:rPr>
-        <w:t>محفظة الطلب الرقمية</w:t>
+        <w:t>ةيمقرلا بلطلا ةظفحم</w:t>
       </w:r>
     </w:p>
     <w:p>
@@ -182,7 +182,7 @@
           <w:b w:val="0"/>
           <w:i w:val="0"/>
         </w:rPr>
-        <w:t>تفاصيل الطلب</w:t>
+        <w:t>بلطلا ليصافت</w:t>
       </w:r>
     </w:p>
     <w:p>
@@ -195,7 +195,7 @@
           <w:b w:val="0"/>
           <w:i w:val="0"/>
         </w:rPr>
-        <w:t>المحكمة</w:t>
+        <w:t>ةمكحملا</w:t>
       </w:r>
     </w:p>
     <w:p>
@@ -208,7 +208,7 @@
           <w:b w:val="0"/>
           <w:i w:val="0"/>
         </w:rPr>
-        <w:t>نوع السند الفرعي</w:t>
+        <w:t>يعرفلا دنسلا عون</w:t>
       </w:r>
     </w:p>
     <w:p>
@@ -221,7 +221,7 @@
           <w:b w:val="0"/>
           <w:i w:val="0"/>
         </w:rPr>
-        <w:t>نوع السند الرئيسي</w:t>
+        <w:t>يسيئرلا دنسلا عون</w:t>
       </w:r>
     </w:p>
     <w:p>
@@ -234,7 +234,7 @@
           <w:b w:val="0"/>
           <w:i w:val="0"/>
         </w:rPr>
-        <w:t>الصفة في الطلب</w:t>
+        <w:t>بلطلا يف ةفصلا</w:t>
       </w:r>
     </w:p>
     <w:p>
@@ -273,7 +273,7 @@
           <w:b w:val="0"/>
           <w:i w:val="0"/>
         </w:rPr>
-        <w:t>مالي - احكام و قرارات</w:t>
+        <w:t>تارارق و ماكحا - يلام</w:t>
       </w:r>
     </w:p>
     <w:p>
@@ -299,7 +299,7 @@
           <w:b w:val="0"/>
           <w:i w:val="0"/>
         </w:rPr>
-        <w:t>حالة الطلب</w:t>
+        <w:t>بلطلا ةلاح</w:t>
       </w:r>
     </w:p>
     <w:p>
@@ -325,7 +325,7 @@
           <w:b w:val="0"/>
           <w:i w:val="0"/>
         </w:rPr>
-        <w:t>الدائرة</w:t>
+        <w:t>ةرئادلا</w:t>
       </w:r>
     </w:p>
     <w:p>
@@ -351,7 +351,7 @@
           <w:b w:val="0"/>
           <w:i w:val="0"/>
         </w:rPr>
-        <w:t>1445/4/7هـ</w:t>
+        <w:t>ـه1445/4/7</w:t>
       </w:r>
     </w:p>
     <w:p>
@@ -364,7 +364,7 @@
           <w:b w:val="0"/>
           <w:i w:val="0"/>
         </w:rPr>
-        <w:t>دائرة التنفيذ الثانية</w:t>
+        <w:t>ةيناثلا ذيفنتلا ةرئاد</w:t>
       </w:r>
     </w:p>
     <w:p>
@@ -377,7 +377,7 @@
           <w:b w:val="0"/>
           <w:i w:val="0"/>
         </w:rPr>
-        <w:t>مضمون الطلب</w:t>
+        <w:t>بلطلا نومضم</w:t>
       </w:r>
     </w:p>
     <w:p>
@@ -403,7 +403,7 @@
           <w:b w:val="0"/>
           <w:i w:val="0"/>
         </w:rPr>
-        <w:t>بيانات المبلغ</w:t>
+        <w:t>غلبملا تانايب</w:t>
       </w:r>
     </w:p>
     <w:p>
@@ -416,7 +416,7 @@
           <w:b w:val="0"/>
           <w:i w:val="0"/>
         </w:rPr>
-        <w:t>المبلغ المطلوب التنفيذ</w:t>
+        <w:t>ذيفنتلا بولطملا غلبملا</w:t>
       </w:r>
     </w:p>
     <w:p>
@@ -429,7 +429,7 @@
           <w:b w:val="0"/>
           <w:i w:val="0"/>
         </w:rPr>
-        <w:t>المبلغ المتبقي</w:t>
+        <w:t>يقبتملا غلبملا</w:t>
       </w:r>
     </w:p>
     <w:p>
@@ -442,7 +442,7 @@
           <w:b w:val="0"/>
           <w:i w:val="0"/>
         </w:rPr>
-        <w:t>المبلغ المدون في السند /المبلغ المستلم</w:t>
+        <w:t>ملتسملا غلبملا/ دنسلا يف نودملا غلبملا</w:t>
       </w:r>
     </w:p>
     <w:p>
@@ -494,7 +494,7 @@
           <w:b w:val="0"/>
           <w:i w:val="0"/>
         </w:rPr>
-        <w:t>المحكوم به</w:t>
+        <w:t>هب موكحملا</w:t>
       </w:r>
     </w:p>
     <w:p>
@@ -520,7 +520,7 @@
           <w:b w:val="0"/>
           <w:i w:val="0"/>
         </w:rPr>
-        <w:t>العملة</w:t>
+        <w:t>ةلمعلا</w:t>
       </w:r>
     </w:p>
     <w:p>
@@ -533,7 +533,7 @@
           <w:b w:val="0"/>
           <w:i w:val="0"/>
         </w:rPr>
-        <w:t>بيانات السند</w:t>
+        <w:t>دنسلا تانايب</w:t>
       </w:r>
     </w:p>
     <w:p>
@@ -546,7 +546,7 @@
           <w:b w:val="0"/>
           <w:i w:val="0"/>
         </w:rPr>
-        <w:t>تصنيف الطلب</w:t>
+        <w:t>بلطلا فينصت</w:t>
       </w:r>
     </w:p>
     <w:p>
@@ -559,7 +559,7 @@
           <w:b w:val="0"/>
           <w:i w:val="0"/>
         </w:rPr>
-        <w:t>سنة القضية</w:t>
+        <w:t>ةيضقلا ةنس</w:t>
       </w:r>
     </w:p>
     <w:p>
@@ -572,7 +572,7 @@
           <w:b w:val="0"/>
           <w:i w:val="0"/>
         </w:rPr>
-        <w:t>رقم القضية</w:t>
+        <w:t>ةيضقلا مقر</w:t>
       </w:r>
     </w:p>
     <w:p>
@@ -585,7 +585,7 @@
           <w:b w:val="0"/>
           <w:i w:val="0"/>
         </w:rPr>
-        <w:t>المحكمه مصدرة الحكم</w:t>
+        <w:t>مكحلا ةردصم همكحملا</w:t>
       </w:r>
     </w:p>
     <w:p>
@@ -637,7 +637,7 @@
           <w:b w:val="0"/>
           <w:i w:val="0"/>
         </w:rPr>
-        <w:t>المحكمة التجارية بجدة</w:t>
+        <w:t>ةدجب ةيراجتلا ةمكحملا</w:t>
       </w:r>
     </w:p>
     <w:p>
@@ -663,7 +663,7 @@
           <w:b w:val="0"/>
           <w:i w:val="0"/>
         </w:rPr>
-        <w:t>وصف الحق</w:t>
+        <w:t>قحلا فصو</w:t>
       </w:r>
     </w:p>
     <w:p>
@@ -689,7 +689,7 @@
           <w:b w:val="0"/>
           <w:i w:val="0"/>
         </w:rPr>
-        <w:t>المرفقات</w:t>
+        <w:t>تاقفرملا</w:t>
       </w:r>
     </w:p>
     <w:p>
@@ -702,7 +702,7 @@
           <w:b w:val="0"/>
           <w:i w:val="0"/>
         </w:rPr>
-        <w:t>مقدم الطلب : محمد فواز بن منير الثعلي عرض التفاصيل  حكم ضد اسامة ...  الزين</w:t>
+        <w:t>نيزلا  ... ةماسا دض مكح  ليصافتلا ضرع يلعثلا رينم نب زاوف دمحم : بلطلا مدقم</w:t>
       </w:r>
     </w:p>
     <w:p>
@@ -715,7 +715,7 @@
           <w:b w:val="0"/>
           <w:i w:val="0"/>
         </w:rPr>
-        <w:t>تاريخ الميالد</w:t>
+        <w:t>دلايملا خيرات</w:t>
       </w:r>
     </w:p>
     <w:p>
@@ -741,7 +741,7 @@
           <w:b w:val="0"/>
           <w:i w:val="0"/>
         </w:rPr>
-        <w:t>نوع الهوية</w:t>
+        <w:t>ةيوهلا عون</w:t>
       </w:r>
     </w:p>
     <w:p>
@@ -754,7 +754,7 @@
           <w:b w:val="0"/>
           <w:i w:val="0"/>
         </w:rPr>
-        <w:t>الصفة</w:t>
+        <w:t>ةفصلا</w:t>
       </w:r>
     </w:p>
     <w:p>
@@ -767,7 +767,7 @@
           <w:b w:val="0"/>
           <w:i w:val="0"/>
         </w:rPr>
-        <w:t>1407/2/20هـ</w:t>
+        <w:t>ـه1407/2/20</w:t>
       </w:r>
     </w:p>
     <w:p>
@@ -819,7 +819,7 @@
           <w:b w:val="0"/>
           <w:i w:val="0"/>
         </w:rPr>
-        <w:t>الجنسية فرد</w:t>
+        <w:t>درف ةيسنجلا</w:t>
       </w:r>
     </w:p>
     <w:p>
@@ -845,7 +845,7 @@
           <w:b w:val="0"/>
           <w:i w:val="0"/>
         </w:rPr>
-        <w:t>نسخة من السند</w:t>
+        <w:t>دنسلا نم ةخسن</w:t>
       </w:r>
     </w:p>
     <w:p>
@@ -858,7 +858,7 @@
           <w:b w:val="0"/>
           <w:i w:val="0"/>
         </w:rPr>
-        <w:t>بيانات األطراف</w:t>
+        <w:t>فارطلأا تانايب</w:t>
       </w:r>
     </w:p>
     <w:p>
@@ -884,7 +884,7 @@
           <w:b w:val="0"/>
           <w:i w:val="0"/>
         </w:rPr>
-        <w:t>طالب التنفيذ : عاتقه محمديحي محمدعلى الحرازي - المبلغ المستحق عرض التفاصيل</w:t>
+        <w:t>ليصافتلا ضرع قحتسملا غلبملا - يزارحلا ىلعدمحم يحيدمحم هقتاع : ذيفنتلا بلاط</w:t>
       </w:r>
     </w:p>
     <w:p>
@@ -897,7 +897,7 @@
           <w:b w:val="0"/>
           <w:i w:val="0"/>
         </w:rPr>
-        <w:t>تاريخ الميالد</w:t>
+        <w:t>دلايملا خيرات</w:t>
       </w:r>
     </w:p>
     <w:p>
@@ -923,7 +923,7 @@
           <w:b w:val="0"/>
           <w:i w:val="0"/>
         </w:rPr>
-        <w:t>نوع الهوية</w:t>
+        <w:t>ةيوهلا عون</w:t>
       </w:r>
     </w:p>
     <w:p>
@@ -936,7 +936,7 @@
           <w:b w:val="0"/>
           <w:i w:val="0"/>
         </w:rPr>
-        <w:t>الصفة</w:t>
+        <w:t>ةفصلا</w:t>
       </w:r>
     </w:p>
     <w:p>
@@ -949,7 +949,7 @@
           <w:b w:val="0"/>
           <w:i w:val="0"/>
         </w:rPr>
-        <w:t>1355/12 هـ</w:t>
+        <w:t>ـه 1355/12</w:t>
       </w:r>
     </w:p>
     <w:p>
@@ -988,7 +988,7 @@
           <w:b w:val="0"/>
           <w:i w:val="0"/>
         </w:rPr>
-        <w:t>فرد</w:t>
+        <w:t>درف</w:t>
       </w:r>
     </w:p>
     <w:p>
@@ -1001,7 +1001,7 @@
           <w:b w:val="0"/>
           <w:i w:val="0"/>
         </w:rPr>
-        <w:t>الجنسية</w:t>
+        <w:t>ةيسنجلا</w:t>
       </w:r>
     </w:p>
     <w:p>
@@ -1040,7 +1040,7 @@
           <w:b w:val="0"/>
           <w:i w:val="0"/>
         </w:rPr>
-        <w:t>الجنسية</w:t>
+        <w:t>ةيسنجلا</w:t>
       </w:r>
     </w:p>
     <w:p>
@@ -1066,7 +1066,7 @@
           <w:b w:val="0"/>
           <w:i w:val="0"/>
         </w:rPr>
-        <w:t>نوع الهوية</w:t>
+        <w:t>ةيوهلا عون</w:t>
       </w:r>
     </w:p>
     <w:p>
@@ -1079,7 +1079,7 @@
           <w:b w:val="0"/>
           <w:i w:val="0"/>
         </w:rPr>
-        <w:t>الصفة</w:t>
+        <w:t>ةفصلا</w:t>
       </w:r>
     </w:p>
     <w:p>
@@ -1131,7 +1131,7 @@
           <w:b w:val="0"/>
           <w:i w:val="0"/>
         </w:rPr>
-        <w:t>فرد</w:t>
+        <w:t>درف</w:t>
       </w:r>
     </w:p>
     <w:p>
@@ -1144,7 +1144,7 @@
           <w:b w:val="0"/>
           <w:i w:val="0"/>
         </w:rPr>
-        <w:t>القرارات (2)</w:t>
+        <w:t>(2) تارارقلا</w:t>
       </w:r>
     </w:p>
     <w:p>
@@ -1157,7 +1157,7 @@
           <w:b w:val="0"/>
           <w:i w:val="0"/>
         </w:rPr>
-        <w:t>عرض التفاصيل</w:t>
+        <w:t>ليصافتلا ضرع</w:t>
       </w:r>
     </w:p>
     <w:p>
@@ -1170,7 +1170,7 @@
           <w:b w:val="0"/>
           <w:i w:val="0"/>
         </w:rPr>
-        <w:t>نموذج القرار</w:t>
+        <w:t>رارقلا جذومن</w:t>
       </w:r>
     </w:p>
     <w:p>
@@ -1183,7 +1183,7 @@
           <w:b w:val="0"/>
           <w:i w:val="0"/>
         </w:rPr>
-        <w:t>قرار pdf.34</w:t>
+        <w:t>pdf.34 رارق</w:t>
       </w:r>
     </w:p>
     <w:p>
@@ -1196,7 +1196,7 @@
           <w:b w:val="0"/>
           <w:i w:val="0"/>
         </w:rPr>
-        <w:t>عرض التفاصيل</w:t>
+        <w:t>ليصافتلا ضرع</w:t>
       </w:r>
     </w:p>
     <w:p>
@@ -1209,7 +1209,7 @@
           <w:b w:val="0"/>
           <w:i w:val="0"/>
         </w:rPr>
-        <w:t>قرار 34</w:t>
+        <w:t>34 رارق</w:t>
       </w:r>
     </w:p>
     <w:p>
@@ -1222,7 +1222,7 @@
           <w:b w:val="0"/>
           <w:i w:val="0"/>
         </w:rPr>
-        <w:t>انتهت مدة التنفيذ بعد التبليغ</w:t>
+        <w:t>غيلبتلا دعب ذيفنتلا ةدم تهتنا</w:t>
       </w:r>
     </w:p>
     <w:p>
@@ -1248,7 +1248,7 @@
           <w:b w:val="0"/>
           <w:i w:val="0"/>
         </w:rPr>
-        <w:t>وقت إصدار القرار</w:t>
+        <w:t>رارقلا رادصإ تقو</w:t>
       </w:r>
     </w:p>
     <w:p>
@@ -1261,7 +1261,7 @@
           <w:b w:val="0"/>
           <w:i w:val="0"/>
         </w:rPr>
-        <w:t>تاريخ إصدار القرار</w:t>
+        <w:t>رارقلا رادصإ خيرات</w:t>
       </w:r>
     </w:p>
     <w:p>
@@ -1274,7 +1274,7 @@
           <w:b w:val="0"/>
           <w:i w:val="0"/>
         </w:rPr>
-        <w:t>رقم القرار</w:t>
+        <w:t>رارقلا مقر</w:t>
       </w:r>
     </w:p>
     <w:p>
@@ -1326,7 +1326,7 @@
           <w:b w:val="0"/>
           <w:i w:val="0"/>
         </w:rPr>
-        <w:t>قرار 46</w:t>
+        <w:t>46 رارق</w:t>
       </w:r>
     </w:p>
     <w:p>
@@ -1339,7 +1339,7 @@
           <w:b w:val="0"/>
           <w:i w:val="0"/>
         </w:rPr>
-        <w:t>غير فعال</w:t>
+        <w:t>لاعف ريغ</w:t>
       </w:r>
     </w:p>
     <w:p>
@@ -1365,7 +1365,7 @@
           <w:b w:val="0"/>
           <w:i w:val="0"/>
         </w:rPr>
-        <w:t>وقت إصدار القرار</w:t>
+        <w:t>رارقلا رادصإ تقو</w:t>
       </w:r>
     </w:p>
     <w:p>
@@ -1378,7 +1378,7 @@
           <w:b w:val="0"/>
           <w:i w:val="0"/>
         </w:rPr>
-        <w:t>تاريخ إصدار القرار</w:t>
+        <w:t>رارقلا رادصإ خيرات</w:t>
       </w:r>
     </w:p>
     <w:p>
@@ -1391,7 +1391,7 @@
           <w:b w:val="0"/>
           <w:i w:val="0"/>
         </w:rPr>
-        <w:t>رقم القرار</w:t>
+        <w:t>رارقلا مقر</w:t>
       </w:r>
     </w:p>
     <w:p>
@@ -1443,7 +1443,7 @@
           <w:b w:val="0"/>
           <w:i w:val="0"/>
         </w:rPr>
-        <w:t>طلبات إجراء أخرى</w:t>
+        <w:t>ىرخأ ءارجإ تابلط</w:t>
       </w:r>
     </w:p>
     <w:p>
@@ -1534,7 +1534,7 @@
           <w:b w:val="0"/>
           <w:i w:val="0"/>
         </w:rPr>
-        <w:t>متابعة طلبات اإلجراء</w:t>
+        <w:t>ءارجلإا تابلط ةعباتم</w:t>
       </w:r>
     </w:p>
     <w:p>
@@ -1547,7 +1547,7 @@
           <w:b w:val="0"/>
           <w:i w:val="0"/>
         </w:rPr>
-        <w:t>تنبيه قائمة األصول</w:t>
+        <w:t>لوصلأا ةمئاق هيبنت</w:t>
       </w:r>
     </w:p>
     <w:p>
@@ -1573,7 +1573,7 @@
           <w:b w:val="0"/>
           <w:i w:val="0"/>
         </w:rPr>
-        <w:t>يرجي إختيار األصول التي تقترح عرضها بالمزاد العلني لسداد القيمة المتبقية من طلب التنفيذ</w:t>
+        <w:t>ذيفنتلا بلط نم ةيقبتملا ةميقلا دادسل ينلعلا دازملاب اهضرع حرتقت يتلا لوصلأا رايتخإ يجري</w:t>
       </w:r>
     </w:p>
     <w:p>
@@ -1586,7 +1586,7 @@
           <w:b w:val="0"/>
           <w:i w:val="0"/>
         </w:rPr>
-        <w:t>رقم الطلب</w:t>
+        <w:t>بلطلا مقر</w:t>
       </w:r>
     </w:p>
     <w:p>
@@ -1612,7 +1612,7 @@
           <w:b w:val="0"/>
           <w:i w:val="0"/>
         </w:rPr>
-        <w:t>مقدم الطلب</w:t>
+        <w:t>بلطلا مدقم</w:t>
       </w:r>
     </w:p>
     <w:p>
@@ -1651,7 +1651,7 @@
           <w:b w:val="0"/>
           <w:i w:val="0"/>
         </w:rPr>
-        <w:t>الخريجي عبدالمجيد منصور ناصر</w:t>
+        <w:t>رصان روصنم ديجملادبع يجيرخلا</w:t>
       </w:r>
     </w:p>
     <w:p>
@@ -1664,7 +1664,7 @@
           <w:b w:val="0"/>
           <w:i w:val="0"/>
         </w:rPr>
-        <w:t>ال يوجد طلبات</w:t>
+        <w:t>تابلط دجوي لا</w:t>
       </w:r>
     </w:p>
     <w:p>
@@ -1677,7 +1677,7 @@
           <w:b w:val="0"/>
           <w:i w:val="0"/>
         </w:rPr>
-        <w:t>طلبات إجراء بحاجة الى رد</w:t>
+        <w:t>در ىلا ةجاحب ءارجإ تابلط</w:t>
       </w:r>
     </w:p>
     <w:p>
@@ -1690,7 +1690,7 @@
           <w:b w:val="0"/>
           <w:i w:val="0"/>
         </w:rPr>
-        <w:t>المحاضر</w:t>
+        <w:t>رضاحملا</w:t>
       </w:r>
     </w:p>
     <w:p>
@@ -1703,7 +1703,7 @@
           <w:b w:val="0"/>
           <w:i w:val="0"/>
         </w:rPr>
-        <w:t>اسم المحضر: محضر اإلفالس</w:t>
+        <w:t>سلافلإا رضحم :رضحملا مسا</w:t>
       </w:r>
     </w:p>
     <w:p>
@@ -1716,7 +1716,7 @@
           <w:b w:val="0"/>
           <w:i w:val="0"/>
         </w:rPr>
-        <w:t>تاريخ المحضر</w:t>
+        <w:t>رضحملا خيرات</w:t>
       </w:r>
     </w:p>
     <w:p>
@@ -1729,7 +1729,7 @@
           <w:b w:val="0"/>
           <w:i w:val="0"/>
         </w:rPr>
-        <w:t>رقم المحضر</w:t>
+        <w:t>رضحملا مقر</w:t>
       </w:r>
     </w:p>
     <w:p>
@@ -1768,7 +1768,7 @@
           <w:b w:val="0"/>
           <w:i w:val="0"/>
         </w:rPr>
-        <w:t>اسم المحضر: رفع تعليق اإلجراءات</w:t>
+        <w:t>تاءارجلإا قيلعت عفر :رضحملا مسا</w:t>
       </w:r>
     </w:p>
     <w:p>
@@ -1781,7 +1781,7 @@
           <w:b w:val="0"/>
           <w:i w:val="0"/>
         </w:rPr>
-        <w:t>تاريخ المحضر</w:t>
+        <w:t>رضحملا خيرات</w:t>
       </w:r>
     </w:p>
     <w:p>
@@ -1794,7 +1794,7 @@
           <w:b w:val="0"/>
           <w:i w:val="0"/>
         </w:rPr>
-        <w:t>رقم المحضر</w:t>
+        <w:t>رضحملا مقر</w:t>
       </w:r>
     </w:p>
     <w:p>
@@ -1833,7 +1833,7 @@
           <w:b w:val="0"/>
           <w:i w:val="0"/>
         </w:rPr>
-        <w:t>اسم المحضر: محضر إنهاء</w:t>
+        <w:t>ءاهنإ رضحم :رضحملا مسا</w:t>
       </w:r>
     </w:p>
     <w:p>
@@ -1859,7 +1859,7 @@
           <w:b w:val="0"/>
           <w:i w:val="0"/>
         </w:rPr>
-        <w:t>قد يختلف تحديث المبالغ هنا عن المبالغ الفعلية بدائرة التنفيذ بحسب حالة اإلجراء أو التكاليف أو الخدمات التي تمت على الطلب.</w:t>
+        <w:t>.بلطلا ىلع تمت يتلا تامدخلا وأ فيلاكتلا وأ ءارجلإا ةلاح بسحب ذيفنتلا ةرئادب ةيلعفلا غلابملا نع انه غلابملا ثيدحت فلتخي دق</w:t>
       </w:r>
     </w:p>
     <w:p>
@@ -1872,7 +1872,7 @@
           <w:b w:val="0"/>
           <w:i w:val="0"/>
         </w:rPr>
-        <w:t>كشف الحساب</w:t>
+        <w:t>باسحلا فشك</w:t>
       </w:r>
     </w:p>
     <w:p>
@@ -1885,7 +1885,7 @@
           <w:b w:val="0"/>
           <w:i w:val="0"/>
         </w:rPr>
-        <w:t>إجمالي مبلغ المطالبة ( حسب السند التنفيذي)</w:t>
+        <w:t>(يذيفنتلا دنسلا بسح ) ةبلاطملا غلبم يلامجإ</w:t>
       </w:r>
     </w:p>
     <w:p>
@@ -1911,7 +1911,7 @@
           <w:b w:val="0"/>
           <w:i w:val="0"/>
         </w:rPr>
-        <w:t>0 0إجمالي ما تم إيداعه (لحساب المستفيد)المبلغ المتبقي</w:t>
+        <w:t>يقبتملا غلبملا(ديفتسملا باسحل) هعاديإ مت ام يلامجإ0 0</w:t>
       </w:r>
     </w:p>
     <w:p>
@@ -1924,7 +1924,7 @@
           <w:b w:val="0"/>
           <w:i w:val="0"/>
         </w:rPr>
-        <w:t>نموذج المحضر</w:t>
+        <w:t>رضحملا جذومن</w:t>
       </w:r>
     </w:p>
     <w:p>
@@ -1937,7 +1937,7 @@
           <w:b w:val="0"/>
           <w:i w:val="0"/>
         </w:rPr>
-        <w:t>تاريخ المحضر</w:t>
+        <w:t>رضحملا خيرات</w:t>
       </w:r>
     </w:p>
     <w:p>
@@ -1963,7 +1963,7 @@
           <w:b w:val="0"/>
           <w:i w:val="0"/>
         </w:rPr>
-        <w:t>رقم المحضر</w:t>
+        <w:t>رضحملا مقر</w:t>
       </w:r>
     </w:p>
     <w:p>
@@ -1989,7 +1989,7 @@
           <w:b w:val="0"/>
           <w:i w:val="0"/>
         </w:rPr>
-        <w:t>سجل الحركة المالية</w:t>
+        <w:t>ةيلاملا ةكرحلا لجس</w:t>
       </w:r>
     </w:p>
     <w:p>
@@ -2002,7 +2002,7 @@
           <w:b w:val="0"/>
           <w:i w:val="0"/>
         </w:rPr>
-        <w:t>جميع الحقوق محفوظة لدى وزارة العدل © 2025</w:t>
+        <w:t>2025 © لدعلا ةرازو ىدل ةظوفحم قوقحلا عيمج</w:t>
       </w:r>
     </w:p>
     <w:p>
@@ -2015,7 +2015,7 @@
           <w:b w:val="0"/>
           <w:i w:val="0"/>
         </w:rPr>
-        <w:t>ال يوجد بيانات مالية</w:t>
+        <w:t>ةيلام تانايب دجوي لا</w:t>
       </w:r>
     </w:p>
     <w:p>
@@ -2028,7 +2028,7 @@
           <w:b w:val="0"/>
           <w:i w:val="0"/>
         </w:rPr>
-        <w:t>روابط مهمة</w:t>
+        <w:t>ةمهم طباور</w:t>
       </w:r>
     </w:p>
     <w:p>
@@ -2041,7 +2041,7 @@
           <w:b w:val="0"/>
           <w:i w:val="0"/>
         </w:rPr>
-        <w:t>األسئلة المتكررة</w:t>
+        <w:t>ةرركتملا ةلئسلأا</w:t>
       </w:r>
     </w:p>
     <w:p>
@@ -2054,7 +2054,7 @@
           <w:b w:val="0"/>
           <w:i w:val="0"/>
         </w:rPr>
-        <w:t>أدوات سهولة الوصول سياسة الخصوصية الشروط واألحكام خريطة الموقع</w:t>
+        <w:t>عقوملا ةطيرخ ماكحلأاو طورشلا ةيصوصخلا ةسايس لوصولا ةلوهس تاودأ</w:t>
       </w:r>
     </w:p>
     <w:p>
@@ -2067,7 +2067,7 @@
           <w:b w:val="0"/>
           <w:i w:val="0"/>
         </w:rPr>
-        <w:t>عودة إلى قائمة الطلبات الرؤية وحجم الخط</w:t>
+        <w:t>طخلا مجحو ةيؤرلا تابلطلا ةمئاق ىلإ ةدوع</w:t>
       </w:r>
     </w:p>
     <w:p>
@@ -2080,7 +2080,7 @@
           <w:b w:val="0"/>
           <w:i w:val="0"/>
         </w:rPr>
-        <w:t>التقرير المالي</w:t>
+        <w:t>يلاملا ريرقتلا</w:t>
       </w:r>
     </w:p>
     <w:p>

--- a/zaini_case_audit_output/outputs/word/documents/039_أمر تنفيذ الوالدة عاتقة ضد الشيخ أسامة ـ 401024501240718 ـ 08-04-1445 ـ منتهي.docx
+++ b/zaini_case_audit_output/outputs/word/documents/039_أمر تنفيذ الوالدة عاتقة ضد الشيخ أسامة ـ 401024501240718 ـ 08-04-1445 ـ منتهي.docx
@@ -70,14 +70,13 @@
     <w:p/>
     <w:p>
       <w:pPr>
+        <w:pStyle w:val="Heading2"/>
         <w:jc w:val="right"/>
         <w:bidi/>
       </w:pPr>
       <w:r>
-        <w:rPr>
-          <w:b w:val="0"/>
-          <w:i w:val="0"/>
-        </w:rPr>
+        <w:t>[نص الضبط / الحكم — المتن الفعلي] ===</w:t>
+        <w:br/>
         <w:t>منصة ناجز</w:t>
       </w:r>
     </w:p>
@@ -720,27 +719,25 @@
     </w:p>
     <w:p>
       <w:pPr>
+        <w:pStyle w:val="Heading2"/>
         <w:jc w:val="right"/>
         <w:bidi/>
       </w:pPr>
       <w:r>
-        <w:rPr>
-          <w:b w:val="0"/>
-          <w:i w:val="0"/>
-        </w:rPr>
+        <w:t>[بيانات الأطراف: المدعي / المدعى عليه / الحاضرون] ===</w:t>
+        <w:br/>
         <w:t>رقم الهوية</w:t>
       </w:r>
     </w:p>
     <w:p>
       <w:pPr>
+        <w:pStyle w:val="Heading2"/>
         <w:jc w:val="right"/>
         <w:bidi/>
       </w:pPr>
       <w:r>
-        <w:rPr>
-          <w:b w:val="0"/>
-          <w:i w:val="0"/>
-        </w:rPr>
+        <w:t>[نص الضبط / الحكم — المتن الفعلي] ===</w:t>
+        <w:br/>
         <w:t>ةيوهلا عون</w:t>
       </w:r>
     </w:p>
@@ -785,27 +782,25 @@
     </w:p>
     <w:p>
       <w:pPr>
+        <w:pStyle w:val="Heading2"/>
         <w:jc w:val="right"/>
         <w:bidi/>
       </w:pPr>
       <w:r>
-        <w:rPr>
-          <w:b w:val="0"/>
-          <w:i w:val="0"/>
-        </w:rPr>
+        <w:t>[بيانات الأطراف: المدعي / المدعى عليه / الحاضرون] ===</w:t>
+        <w:br/>
         <w:t>هوية وطنية</w:t>
       </w:r>
     </w:p>
     <w:p>
       <w:pPr>
+        <w:pStyle w:val="Heading2"/>
         <w:jc w:val="right"/>
         <w:bidi/>
       </w:pPr>
       <w:r>
-        <w:rPr>
-          <w:b w:val="0"/>
-          <w:i w:val="0"/>
-        </w:rPr>
+        <w:t>[نص الضبط / الحكم — المتن الفعلي] ===</w:t>
+        <w:br/>
         <w:t>وكيل</w:t>
       </w:r>
     </w:p>
@@ -824,27 +819,25 @@
     </w:p>
     <w:p>
       <w:pPr>
+        <w:pStyle w:val="Heading2"/>
         <w:jc w:val="right"/>
         <w:bidi/>
       </w:pPr>
       <w:r>
-        <w:rPr>
-          <w:b w:val="0"/>
-          <w:i w:val="0"/>
-        </w:rPr>
+        <w:t>[بيانات الأطراف: المدعي / المدعى عليه / الحاضرون] ===</w:t>
+        <w:br/>
         <w:t>سعودي</w:t>
       </w:r>
     </w:p>
     <w:p>
       <w:pPr>
+        <w:pStyle w:val="Heading2"/>
         <w:jc w:val="right"/>
         <w:bidi/>
       </w:pPr>
       <w:r>
-        <w:rPr>
-          <w:b w:val="0"/>
-          <w:i w:val="0"/>
-        </w:rPr>
+        <w:t>[نص الضبط / الحكم — المتن الفعلي] ===</w:t>
+        <w:br/>
         <w:t>دنسلا نم ةخسن</w:t>
       </w:r>
     </w:p>
@@ -902,27 +895,25 @@
     </w:p>
     <w:p>
       <w:pPr>
+        <w:pStyle w:val="Heading2"/>
         <w:jc w:val="right"/>
         <w:bidi/>
       </w:pPr>
       <w:r>
-        <w:rPr>
-          <w:b w:val="0"/>
-          <w:i w:val="0"/>
-        </w:rPr>
+        <w:t>[بيانات الأطراف: المدعي / المدعى عليه / الحاضرون] ===</w:t>
+        <w:br/>
         <w:t>رقم الهوية</w:t>
       </w:r>
     </w:p>
     <w:p>
       <w:pPr>
+        <w:pStyle w:val="Heading2"/>
         <w:jc w:val="right"/>
         <w:bidi/>
       </w:pPr>
       <w:r>
-        <w:rPr>
-          <w:b w:val="0"/>
-          <w:i w:val="0"/>
-        </w:rPr>
+        <w:t>[نص الضبط / الحكم — المتن الفعلي] ===</w:t>
+        <w:br/>
         <w:t>ةيوهلا عون</w:t>
       </w:r>
     </w:p>
@@ -967,27 +958,25 @@
     </w:p>
     <w:p>
       <w:pPr>
+        <w:pStyle w:val="Heading2"/>
         <w:jc w:val="right"/>
         <w:bidi/>
       </w:pPr>
       <w:r>
-        <w:rPr>
-          <w:b w:val="0"/>
-          <w:i w:val="0"/>
-        </w:rPr>
+        <w:t>[بيانات الأطراف: المدعي / المدعى عليه / الحاضرون] ===</w:t>
+        <w:br/>
         <w:t>هوية وطنية</w:t>
       </w:r>
     </w:p>
     <w:p>
       <w:pPr>
+        <w:pStyle w:val="Heading2"/>
         <w:jc w:val="right"/>
         <w:bidi/>
       </w:pPr>
       <w:r>
-        <w:rPr>
-          <w:b w:val="0"/>
-          <w:i w:val="0"/>
-        </w:rPr>
+        <w:t>[نص الضبط / الحكم — المتن الفعلي] ===</w:t>
+        <w:br/>
         <w:t>درف</w:t>
       </w:r>
     </w:p>
@@ -1006,27 +995,25 @@
     </w:p>
     <w:p>
       <w:pPr>
+        <w:pStyle w:val="Heading2"/>
         <w:jc w:val="right"/>
         <w:bidi/>
       </w:pPr>
       <w:r>
-        <w:rPr>
-          <w:b w:val="0"/>
-          <w:i w:val="0"/>
-        </w:rPr>
+        <w:t>[بيانات الأطراف: المدعي / المدعى عليه / الحاضرون] ===</w:t>
+        <w:br/>
         <w:t>سعودي</w:t>
       </w:r>
     </w:p>
     <w:p>
       <w:pPr>
+        <w:pStyle w:val="Heading2"/>
         <w:jc w:val="right"/>
         <w:bidi/>
       </w:pPr>
       <w:r>
-        <w:rPr>
-          <w:b w:val="0"/>
-          <w:i w:val="0"/>
-        </w:rPr>
+        <w:t>[نص الضبط / الحكم — المتن الفعلي] ===</w:t>
+        <w:br/>
         <w:t>المنفذ ضده : اسامة احمد عباس زيني عرض التفاصيل</w:t>
       </w:r>
     </w:p>
@@ -1045,27 +1032,25 @@
     </w:p>
     <w:p>
       <w:pPr>
+        <w:pStyle w:val="Heading2"/>
         <w:jc w:val="right"/>
         <w:bidi/>
       </w:pPr>
       <w:r>
-        <w:rPr>
-          <w:b w:val="0"/>
-          <w:i w:val="0"/>
-        </w:rPr>
+        <w:t>[بيانات الأطراف: المدعي / المدعى عليه / الحاضرون] ===</w:t>
+        <w:br/>
         <w:t>رقم الهوية</w:t>
       </w:r>
     </w:p>
     <w:p>
       <w:pPr>
+        <w:pStyle w:val="Heading2"/>
         <w:jc w:val="right"/>
         <w:bidi/>
       </w:pPr>
       <w:r>
-        <w:rPr>
-          <w:b w:val="0"/>
-          <w:i w:val="0"/>
-        </w:rPr>
+        <w:t>[نص الضبط / الحكم — المتن الفعلي] ===</w:t>
+        <w:br/>
         <w:t>ةيوهلا عون</w:t>
       </w:r>
     </w:p>
@@ -1084,53 +1069,49 @@
     </w:p>
     <w:p>
       <w:pPr>
+        <w:pStyle w:val="Heading2"/>
         <w:jc w:val="right"/>
         <w:bidi/>
       </w:pPr>
       <w:r>
-        <w:rPr>
-          <w:b w:val="0"/>
-          <w:i w:val="0"/>
-        </w:rPr>
+        <w:t>[بيانات الأطراف: المدعي / المدعى عليه / الحاضرون] ===</w:t>
+        <w:br/>
         <w:t>سعودي</w:t>
       </w:r>
     </w:p>
     <w:p>
       <w:pPr>
+        <w:pStyle w:val="Heading2"/>
         <w:jc w:val="right"/>
         <w:bidi/>
       </w:pPr>
       <w:r>
-        <w:rPr>
-          <w:b w:val="0"/>
-          <w:i w:val="0"/>
-        </w:rPr>
+        <w:t>[نص الضبط / الحكم — المتن الفعلي] ===</w:t>
+        <w:br/>
         <w:t>1008017301</w:t>
       </w:r>
     </w:p>
     <w:p>
       <w:pPr>
+        <w:pStyle w:val="Heading2"/>
         <w:jc w:val="right"/>
         <w:bidi/>
       </w:pPr>
       <w:r>
-        <w:rPr>
-          <w:b w:val="0"/>
-          <w:i w:val="0"/>
-        </w:rPr>
+        <w:t>[بيانات الأطراف: المدعي / المدعى عليه / الحاضرون] ===</w:t>
+        <w:br/>
         <w:t>هوية وطنية</w:t>
       </w:r>
     </w:p>
     <w:p>
       <w:pPr>
+        <w:pStyle w:val="Heading2"/>
         <w:jc w:val="right"/>
         <w:bidi/>
       </w:pPr>
       <w:r>
-        <w:rPr>
-          <w:b w:val="0"/>
-          <w:i w:val="0"/>
-        </w:rPr>
+        <w:t>[نص الضبط / الحكم — المتن الفعلي] ===</w:t>
+        <w:br/>
         <w:t>درف</w:t>
       </w:r>
     </w:p>
@@ -2108,8 +2089,28 @@
         <w:t>&lt;https://raqmi.dga.gov.sa/Platforms/platforms/23bd1f4e-ef9b-46f2-900c-012ba64b565c/platform-license&gt;</w:t>
         <w:br/>
         <w:t>&lt;https://raqmi.dga.gov.sa/Platforms/platforms/23bd1f4e-ef9b-46f2-900c-012ba64b565c/platform-license&gt;</w:t>
+      </w:r>
+    </w:p>
+    <w:p>
+      <w:pPr>
+        <w:pStyle w:val="Heading2"/>
+        <w:jc w:val="right"/>
+        <w:bidi/>
+      </w:pPr>
+      <w:r>
+        <w:t>[ترويسة / كليشة وزارة العدل — معلومات رسمية متكررة] ===</w:t>
         <w:br/>
         <w:t>&lt;https://www.moj.gov.sa/&gt;</w:t>
+      </w:r>
+    </w:p>
+    <w:p>
+      <w:pPr>
+        <w:pStyle w:val="Heading2"/>
+        <w:jc w:val="right"/>
+        <w:bidi/>
+      </w:pPr>
+      <w:r>
+        <w:t>[نص الضبط / الحكم — المتن الفعلي] ===</w:t>
         <w:br/>
         <w:t>&lt;https://vision2030.gov.sa/ar&gt;</w:t>
       </w:r>

--- a/zaini_case_audit_output/outputs/word/documents/039_أمر تنفيذ الوالدة عاتقة ضد الشيخ أسامة ـ 401024501240718 ـ 08-04-1445 ـ منتهي.docx
+++ b/zaini_case_audit_output/outputs/word/documents/039_أمر تنفيذ الوالدة عاتقة ضد الشيخ أسامة ـ 401024501240718 ـ 08-04-1445 ـ منتهي.docx
@@ -571,7 +571,7 @@
           <w:b w:val="0"/>
           <w:i w:val="0"/>
         </w:rPr>
-        <w:t>ةيضقلا مقر</w:t>
+        <w:t>رقم القضية</w:t>
       </w:r>
     </w:p>
     <w:p>
@@ -738,7 +738,7 @@
       <w:r>
         <w:t>[نص الضبط / الحكم — المتن الفعلي] ===</w:t>
         <w:br/>
-        <w:t>ةيوهلا عون</w:t>
+        <w:t>نوع الهوية</w:t>
       </w:r>
     </w:p>
     <w:p>
@@ -914,7 +914,7 @@
       <w:r>
         <w:t>[نص الضبط / الحكم — المتن الفعلي] ===</w:t>
         <w:br/>
-        <w:t>ةيوهلا عون</w:t>
+        <w:t>نوع الهوية</w:t>
       </w:r>
     </w:p>
     <w:p>
@@ -1051,7 +1051,7 @@
       <w:r>
         <w:t>[نص الضبط / الحكم — المتن الفعلي] ===</w:t>
         <w:br/>
-        <w:t>ةيوهلا عون</w:t>
+        <w:t>نوع الهوية</w:t>
       </w:r>
     </w:p>
     <w:p>

--- a/zaini_case_audit_output/outputs/word/documents/039_أمر تنفيذ الوالدة عاتقة ضد الشيخ أسامة ـ 401024501240718 ـ 08-04-1445 ـ منتهي.docx
+++ b/zaini_case_audit_output/outputs/word/documents/039_أمر تنفيذ الوالدة عاتقة ضد الشيخ أسامة ـ 401024501240718 ـ 08-04-1445 ـ منتهي.docx
@@ -75,7 +75,7 @@
         <w:bidi/>
       </w:pPr>
       <w:r>
-        <w:t>[نص الضبط / الحكم — المتن الفعلي] ===</w:t>
+        <w:t>[المتن الفعلي: الوقائع / الأسباب / المنطوق] ===</w:t>
         <w:br/>
         <w:t>منصة ناجز</w:t>
       </w:r>
@@ -641,27 +641,25 @@
     </w:p>
     <w:p>
       <w:pPr>
+        <w:pStyle w:val="Heading2"/>
         <w:jc w:val="right"/>
         <w:bidi/>
       </w:pPr>
       <w:r>
-        <w:rPr>
-          <w:b w:val="0"/>
-          <w:i w:val="0"/>
-        </w:rPr>
+        <w:t>[الطلبات / المرفقات] ===</w:t>
+        <w:br/>
         <w:t>تفاصيل و مرفقات</w:t>
       </w:r>
     </w:p>
     <w:p>
       <w:pPr>
+        <w:pStyle w:val="Heading2"/>
         <w:jc w:val="right"/>
         <w:bidi/>
       </w:pPr>
       <w:r>
-        <w:rPr>
-          <w:b w:val="0"/>
-          <w:i w:val="0"/>
-        </w:rPr>
+        <w:t>[المتن الفعلي: الوقائع / الأسباب / المنطوق] ===</w:t>
+        <w:br/>
         <w:t>قحلا فصو</w:t>
       </w:r>
     </w:p>
@@ -736,7 +734,7 @@
         <w:bidi/>
       </w:pPr>
       <w:r>
-        <w:t>[نص الضبط / الحكم — المتن الفعلي] ===</w:t>
+        <w:t>[المتن الفعلي: الوقائع / الأسباب / المنطوق] ===</w:t>
         <w:br/>
         <w:t>نوع الهوية</w:t>
       </w:r>
@@ -799,7 +797,7 @@
         <w:bidi/>
       </w:pPr>
       <w:r>
-        <w:t>[نص الضبط / الحكم — المتن الفعلي] ===</w:t>
+        <w:t>[المتن الفعلي: الوقائع / الأسباب / المنطوق] ===</w:t>
         <w:br/>
         <w:t>وكيل</w:t>
       </w:r>
@@ -836,7 +834,7 @@
         <w:bidi/>
       </w:pPr>
       <w:r>
-        <w:t>[نص الضبط / الحكم — المتن الفعلي] ===</w:t>
+        <w:t>[المتن الفعلي: الوقائع / الأسباب / المنطوق] ===</w:t>
         <w:br/>
         <w:t>دنسلا نم ةخسن</w:t>
       </w:r>
@@ -912,7 +910,7 @@
         <w:bidi/>
       </w:pPr>
       <w:r>
-        <w:t>[نص الضبط / الحكم — المتن الفعلي] ===</w:t>
+        <w:t>[المتن الفعلي: الوقائع / الأسباب / المنطوق] ===</w:t>
         <w:br/>
         <w:t>نوع الهوية</w:t>
       </w:r>
@@ -975,7 +973,7 @@
         <w:bidi/>
       </w:pPr>
       <w:r>
-        <w:t>[نص الضبط / الحكم — المتن الفعلي] ===</w:t>
+        <w:t>[المتن الفعلي: الوقائع / الأسباب / المنطوق] ===</w:t>
         <w:br/>
         <w:t>درف</w:t>
       </w:r>
@@ -1012,7 +1010,7 @@
         <w:bidi/>
       </w:pPr>
       <w:r>
-        <w:t>[نص الضبط / الحكم — المتن الفعلي] ===</w:t>
+        <w:t>[المتن الفعلي: الوقائع / الأسباب / المنطوق] ===</w:t>
         <w:br/>
         <w:t>المنفذ ضده : اسامة احمد عباس زيني عرض التفاصيل</w:t>
       </w:r>
@@ -1049,7 +1047,7 @@
         <w:bidi/>
       </w:pPr>
       <w:r>
-        <w:t>[نص الضبط / الحكم — المتن الفعلي] ===</w:t>
+        <w:t>[المتن الفعلي: الوقائع / الأسباب / المنطوق] ===</w:t>
         <w:br/>
         <w:t>نوع الهوية</w:t>
       </w:r>
@@ -1086,7 +1084,7 @@
         <w:bidi/>
       </w:pPr>
       <w:r>
-        <w:t>[نص الضبط / الحكم — المتن الفعلي] ===</w:t>
+        <w:t>[المتن الفعلي: الوقائع / الأسباب / المنطوق] ===</w:t>
         <w:br/>
         <w:t>1008017301</w:t>
       </w:r>
@@ -1110,7 +1108,7 @@
         <w:bidi/>
       </w:pPr>
       <w:r>
-        <w:t>[نص الضبط / الحكم — المتن الفعلي] ===</w:t>
+        <w:t>[المتن الفعلي: الوقائع / الأسباب / المنطوق] ===</w:t>
         <w:br/>
         <w:t>درف</w:t>
       </w:r>
@@ -2098,7 +2096,7 @@
         <w:bidi/>
       </w:pPr>
       <w:r>
-        <w:t>[ترويسة / كليشة وزارة العدل — معلومات رسمية متكررة] ===</w:t>
+        <w:t>[ترويسة / كليشة رسمية — معلومات متكررة] ===</w:t>
         <w:br/>
         <w:t>&lt;https://www.moj.gov.sa/&gt;</w:t>
       </w:r>
@@ -2110,7 +2108,7 @@
         <w:bidi/>
       </w:pPr>
       <w:r>
-        <w:t>[نص الضبط / الحكم — المتن الفعلي] ===</w:t>
+        <w:t>[المتن الفعلي: الوقائع / الأسباب / المنطوق] ===</w:t>
         <w:br/>
         <w:t>&lt;https://vision2030.gov.sa/ar&gt;</w:t>
       </w:r>

--- a/zaini_case_audit_output/outputs/word/documents/039_أمر تنفيذ الوالدة عاتقة ضد الشيخ أسامة ـ 401024501240718 ـ 08-04-1445 ـ منتهي.docx
+++ b/zaini_case_audit_output/outputs/word/documents/039_أمر تنفيذ الوالدة عاتقة ضد الشيخ أسامة ـ 401024501240718 ـ 08-04-1445 ـ منتهي.docx
@@ -103,7 +103,7 @@
           <w:b w:val="0"/>
           <w:i w:val="0"/>
         </w:rPr>
-        <w:t>سابع نب دمحا نب هماسأ / ابحرم بلطلا ليصافت  ذيفنتلا  تامولعملا ةحول ليصافتلا ةفاك بلطلا لحارم غيلبتلا ةلحرم</w:t>
+        <w:t>مرحلة التبليغ مراحل الطلب كافة التفاصيل لوحة المعلومات  التنفيذ  تفاصيل الطلب مرحبا / أسامه بن احمد بن عباس</w:t>
       </w:r>
     </w:p>
     <w:p>
@@ -142,7 +142,7 @@
           <w:b w:val="0"/>
           <w:i w:val="0"/>
         </w:rPr>
-        <w:t>بلطلا لوبق مت 08/04/1445</w:t>
+        <w:t>08/04/1445 تم قبول الطلب</w:t>
       </w:r>
     </w:p>
     <w:p>
@@ -168,7 +168,7 @@
           <w:b w:val="0"/>
           <w:i w:val="0"/>
         </w:rPr>
-        <w:t>ةيمقرلا بلطلا ةظفحم</w:t>
+        <w:t>محفظة الطلب الرقمية</w:t>
       </w:r>
     </w:p>
     <w:p>
@@ -194,7 +194,7 @@
           <w:b w:val="0"/>
           <w:i w:val="0"/>
         </w:rPr>
-        <w:t>ةمكحملا</w:t>
+        <w:t>المحكمة</w:t>
       </w:r>
     </w:p>
     <w:p>
@@ -212,6 +212,42 @@
     </w:p>
     <w:p>
       <w:pPr>
+        <w:pStyle w:val="Heading2"/>
+        <w:jc w:val="right"/>
+        <w:bidi/>
+      </w:pPr>
+      <w:r>
+        <w:t>[المُرسَل إليه / المخاطَب والتحية] ===</w:t>
+        <w:br/>
+        <w:t>نوع السند الرئيسي</w:t>
+      </w:r>
+    </w:p>
+    <w:p>
+      <w:pPr>
+        <w:pStyle w:val="Heading2"/>
+        <w:jc w:val="right"/>
+        <w:bidi/>
+      </w:pPr>
+      <w:r>
+        <w:t>[بيانات الأطراف: المدعي / المدعى عليه / الحاضرون] ===</w:t>
+        <w:br/>
+        <w:t>الصفة في الطلب</w:t>
+      </w:r>
+    </w:p>
+    <w:p>
+      <w:pPr>
+        <w:pStyle w:val="Heading2"/>
+        <w:jc w:val="right"/>
+        <w:bidi/>
+      </w:pPr>
+      <w:r>
+        <w:t>[المتن الفعلي: الوقائع / الأسباب / المنطوق] ===</w:t>
+        <w:br/>
+        <w:t>محكمة التنفيذ بجدة</w:t>
+      </w:r>
+    </w:p>
+    <w:p>
+      <w:pPr>
         <w:jc w:val="right"/>
         <w:bidi/>
       </w:pPr>
@@ -220,46 +256,7 @@
           <w:b w:val="0"/>
           <w:i w:val="0"/>
         </w:rPr>
-        <w:t>يسيئرلا دنسلا عون</w:t>
-      </w:r>
-    </w:p>
-    <w:p>
-      <w:pPr>
-        <w:jc w:val="right"/>
-        <w:bidi/>
-      </w:pPr>
-      <w:r>
-        <w:rPr>
-          <w:b w:val="0"/>
-          <w:i w:val="0"/>
-        </w:rPr>
-        <w:t>بلطلا يف ةفصلا</w:t>
-      </w:r>
-    </w:p>
-    <w:p>
-      <w:pPr>
-        <w:jc w:val="right"/>
-        <w:bidi/>
-      </w:pPr>
-      <w:r>
-        <w:rPr>
-          <w:b w:val="0"/>
-          <w:i w:val="0"/>
-        </w:rPr>
-        <w:t>محكمة التنفيذ بجدة</w:t>
-      </w:r>
-    </w:p>
-    <w:p>
-      <w:pPr>
-        <w:jc w:val="right"/>
-        <w:bidi/>
-      </w:pPr>
-      <w:r>
-        <w:rPr>
-          <w:b w:val="0"/>
-          <w:i w:val="0"/>
-        </w:rPr>
-        <w:t>حكم /قرار/ أمر صادر من</w:t>
+        <w:t>نم رداص رمأ /رارق/ مكح</w:t>
       </w:r>
     </w:p>
     <w:p>
@@ -324,7 +321,7 @@
           <w:b w:val="0"/>
           <w:i w:val="0"/>
         </w:rPr>
-        <w:t>ةرئادلا</w:t>
+        <w:t>الدائرة</w:t>
       </w:r>
     </w:p>
     <w:p>
@@ -337,7 +334,7 @@
           <w:b w:val="0"/>
           <w:i w:val="0"/>
         </w:rPr>
-        <w:t>منتهي</w:t>
+        <w:t>يهتنم</w:t>
       </w:r>
     </w:p>
     <w:p>
@@ -363,7 +360,7 @@
           <w:b w:val="0"/>
           <w:i w:val="0"/>
         </w:rPr>
-        <w:t>ةيناثلا ذيفنتلا ةرئاد</w:t>
+        <w:t>دائرة التنفيذ الثانية</w:t>
       </w:r>
     </w:p>
     <w:p>
@@ -402,7 +399,7 @@
           <w:b w:val="0"/>
           <w:i w:val="0"/>
         </w:rPr>
-        <w:t>غلبملا تانايب</w:t>
+        <w:t>بيانات المبلغ</w:t>
       </w:r>
     </w:p>
     <w:p>
@@ -415,7 +412,7 @@
           <w:b w:val="0"/>
           <w:i w:val="0"/>
         </w:rPr>
-        <w:t>ذيفنتلا بولطملا غلبملا</w:t>
+        <w:t>المبلغ المطلوب التنفيذ</w:t>
       </w:r>
     </w:p>
     <w:p>
@@ -428,7 +425,7 @@
           <w:b w:val="0"/>
           <w:i w:val="0"/>
         </w:rPr>
-        <w:t>يقبتملا غلبملا</w:t>
+        <w:t>المبلغ المتبقي</w:t>
       </w:r>
     </w:p>
     <w:p>
@@ -441,7 +438,7 @@
           <w:b w:val="0"/>
           <w:i w:val="0"/>
         </w:rPr>
-        <w:t>ملتسملا غلبملا/ دنسلا يف نودملا غلبملا</w:t>
+        <w:t>المبلغ المدون في السند /المبلغ المستلم</w:t>
       </w:r>
     </w:p>
     <w:p>
@@ -558,7 +555,7 @@
           <w:b w:val="0"/>
           <w:i w:val="0"/>
         </w:rPr>
-        <w:t>ةيضقلا ةنس</w:t>
+        <w:t>سنة القضية</w:t>
       </w:r>
     </w:p>
     <w:p>
@@ -584,7 +581,7 @@
           <w:b w:val="0"/>
           <w:i w:val="0"/>
         </w:rPr>
-        <w:t>مكحلا ةردصم همكحملا</w:t>
+        <w:t>المحكمه مصدرة الحكم</w:t>
       </w:r>
     </w:p>
     <w:p>
@@ -636,7 +633,7 @@
           <w:b w:val="0"/>
           <w:i w:val="0"/>
         </w:rPr>
-        <w:t>ةدجب ةيراجتلا ةمكحملا</w:t>
+        <w:t>المحكمة التجارية بجدة</w:t>
       </w:r>
     </w:p>
     <w:p>
@@ -678,41 +675,38 @@
     </w:p>
     <w:p>
       <w:pPr>
+        <w:pStyle w:val="Heading2"/>
         <w:jc w:val="right"/>
         <w:bidi/>
       </w:pPr>
       <w:r>
-        <w:rPr>
-          <w:b w:val="0"/>
-          <w:i w:val="0"/>
-        </w:rPr>
-        <w:t>تاقفرملا</w:t>
+        <w:t>[الطلبات / المرفقات] ===</w:t>
+        <w:br/>
+        <w:t>المرفقات</w:t>
       </w:r>
     </w:p>
     <w:p>
       <w:pPr>
+        <w:pStyle w:val="Heading2"/>
         <w:jc w:val="right"/>
         <w:bidi/>
       </w:pPr>
       <w:r>
-        <w:rPr>
-          <w:b w:val="0"/>
-          <w:i w:val="0"/>
-        </w:rPr>
-        <w:t>نيزلا  ... ةماسا دض مكح  ليصافتلا ضرع يلعثلا رينم نب زاوف دمحم : بلطلا مدقم</w:t>
+        <w:t>[بيانات الأطراف: المدعي / المدعى عليه / الحاضرون] ===</w:t>
+        <w:br/>
+        <w:t>مقدم الطلب : محمد فواز بن منير الثعلي عرض التفاصيل  حكم ضد اسامة ...  الزين</w:t>
       </w:r>
     </w:p>
     <w:p>
       <w:pPr>
+        <w:pStyle w:val="Heading2"/>
         <w:jc w:val="right"/>
         <w:bidi/>
       </w:pPr>
       <w:r>
-        <w:rPr>
-          <w:b w:val="0"/>
-          <w:i w:val="0"/>
-        </w:rPr>
-        <w:t>دلايملا خيرات</w:t>
+        <w:t>[المتن الفعلي: الوقائع / الأسباب / المنطوق] ===</w:t>
+        <w:br/>
+        <w:t>تاريخ الميالد</w:t>
       </w:r>
     </w:p>
     <w:p>
@@ -741,27 +735,25 @@
     </w:p>
     <w:p>
       <w:pPr>
+        <w:pStyle w:val="Heading2"/>
         <w:jc w:val="right"/>
         <w:bidi/>
       </w:pPr>
       <w:r>
-        <w:rPr>
-          <w:b w:val="0"/>
-          <w:i w:val="0"/>
-        </w:rPr>
-        <w:t>ةفصلا</w:t>
+        <w:t>[بيانات الأطراف: المدعي / المدعى عليه / الحاضرون] ===</w:t>
+        <w:br/>
+        <w:t>الصفة</w:t>
       </w:r>
     </w:p>
     <w:p>
       <w:pPr>
+        <w:pStyle w:val="Heading2"/>
         <w:jc w:val="right"/>
         <w:bidi/>
       </w:pPr>
       <w:r>
-        <w:rPr>
-          <w:b w:val="0"/>
-          <w:i w:val="0"/>
-        </w:rPr>
+        <w:t>[المتن الفعلي: الوقائع / الأسباب / المنطوق] ===</w:t>
+        <w:br/>
         <w:t>ـه1407/2/20</w:t>
       </w:r>
     </w:p>
@@ -804,6 +796,18 @@
     </w:p>
     <w:p>
       <w:pPr>
+        <w:pStyle w:val="Heading2"/>
+        <w:jc w:val="right"/>
+        <w:bidi/>
+      </w:pPr>
+      <w:r>
+        <w:t>[بيانات الأطراف: المدعي / المدعى عليه / الحاضرون] ===</w:t>
+        <w:br/>
+        <w:t>الجنسية فرد</w:t>
+      </w:r>
+    </w:p>
+    <w:p>
+      <w:pPr>
         <w:jc w:val="right"/>
         <w:bidi/>
       </w:pPr>
@@ -812,18 +816,6 @@
           <w:b w:val="0"/>
           <w:i w:val="0"/>
         </w:rPr>
-        <w:t>درف ةيسنجلا</w:t>
-      </w:r>
-    </w:p>
-    <w:p>
-      <w:pPr>
-        <w:pStyle w:val="Heading2"/>
-        <w:jc w:val="right"/>
-        <w:bidi/>
-      </w:pPr>
-      <w:r>
-        <w:t>[بيانات الأطراف: المدعي / المدعى عليه / الحاضرون] ===</w:t>
-        <w:br/>
         <w:t>سعودي</w:t>
       </w:r>
     </w:p>
@@ -875,7 +867,7 @@
           <w:b w:val="0"/>
           <w:i w:val="0"/>
         </w:rPr>
-        <w:t>ليصافتلا ضرع قحتسملا غلبملا - يزارحلا ىلعدمحم يحيدمحم هقتاع : ذيفنتلا بلاط</w:t>
+        <w:t>طالب التنفيذ : عاتقه محمديحي محمدعلى الحرازي - المبلغ المستحق عرض التفاصيل</w:t>
       </w:r>
     </w:p>
     <w:p>
@@ -888,7 +880,7 @@
           <w:b w:val="0"/>
           <w:i w:val="0"/>
         </w:rPr>
-        <w:t>دلايملا خيرات</w:t>
+        <w:t>تاريخ الميالد</w:t>
       </w:r>
     </w:p>
     <w:p>
@@ -917,27 +909,25 @@
     </w:p>
     <w:p>
       <w:pPr>
+        <w:pStyle w:val="Heading2"/>
         <w:jc w:val="right"/>
         <w:bidi/>
       </w:pPr>
       <w:r>
-        <w:rPr>
-          <w:b w:val="0"/>
-          <w:i w:val="0"/>
-        </w:rPr>
-        <w:t>ةفصلا</w:t>
+        <w:t>[بيانات الأطراف: المدعي / المدعى عليه / الحاضرون] ===</w:t>
+        <w:br/>
+        <w:t>الصفة</w:t>
       </w:r>
     </w:p>
     <w:p>
       <w:pPr>
+        <w:pStyle w:val="Heading2"/>
         <w:jc w:val="right"/>
         <w:bidi/>
       </w:pPr>
       <w:r>
-        <w:rPr>
-          <w:b w:val="0"/>
-          <w:i w:val="0"/>
-        </w:rPr>
+        <w:t>[المتن الفعلي: الوقائع / الأسباب / المنطوق] ===</w:t>
+        <w:br/>
         <w:t>ـه 1355/12</w:t>
       </w:r>
     </w:p>
@@ -980,6 +970,18 @@
     </w:p>
     <w:p>
       <w:pPr>
+        <w:pStyle w:val="Heading2"/>
+        <w:jc w:val="right"/>
+        <w:bidi/>
+      </w:pPr>
+      <w:r>
+        <w:t>[بيانات الأطراف: المدعي / المدعى عليه / الحاضرون] ===</w:t>
+        <w:br/>
+        <w:t>الجنسية</w:t>
+      </w:r>
+    </w:p>
+    <w:p>
+      <w:pPr>
         <w:jc w:val="right"/>
         <w:bidi/>
       </w:pPr>
@@ -988,18 +990,6 @@
           <w:b w:val="0"/>
           <w:i w:val="0"/>
         </w:rPr>
-        <w:t>ةيسنجلا</w:t>
-      </w:r>
-    </w:p>
-    <w:p>
-      <w:pPr>
-        <w:pStyle w:val="Heading2"/>
-        <w:jc w:val="right"/>
-        <w:bidi/>
-      </w:pPr>
-      <w:r>
-        <w:t>[بيانات الأطراف: المدعي / المدعى عليه / الحاضرون] ===</w:t>
-        <w:br/>
         <w:t>سعودي</w:t>
       </w:r>
     </w:p>
@@ -1017,6 +1007,18 @@
     </w:p>
     <w:p>
       <w:pPr>
+        <w:pStyle w:val="Heading2"/>
+        <w:jc w:val="right"/>
+        <w:bidi/>
+      </w:pPr>
+      <w:r>
+        <w:t>[بيانات الأطراف: المدعي / المدعى عليه / الحاضرون] ===</w:t>
+        <w:br/>
+        <w:t>الجنسية</w:t>
+      </w:r>
+    </w:p>
+    <w:p>
+      <w:pPr>
         <w:jc w:val="right"/>
         <w:bidi/>
       </w:pPr>
@@ -1025,18 +1027,6 @@
           <w:b w:val="0"/>
           <w:i w:val="0"/>
         </w:rPr>
-        <w:t>ةيسنجلا</w:t>
-      </w:r>
-    </w:p>
-    <w:p>
-      <w:pPr>
-        <w:pStyle w:val="Heading2"/>
-        <w:jc w:val="right"/>
-        <w:bidi/>
-      </w:pPr>
-      <w:r>
-        <w:t>[بيانات الأطراف: المدعي / المدعى عليه / الحاضرون] ===</w:t>
-        <w:br/>
         <w:t>رقم الهوية</w:t>
       </w:r>
     </w:p>
@@ -1054,6 +1044,18 @@
     </w:p>
     <w:p>
       <w:pPr>
+        <w:pStyle w:val="Heading2"/>
+        <w:jc w:val="right"/>
+        <w:bidi/>
+      </w:pPr>
+      <w:r>
+        <w:t>[بيانات الأطراف: المدعي / المدعى عليه / الحاضرون] ===</w:t>
+        <w:br/>
+        <w:t>الصفة</w:t>
+      </w:r>
+    </w:p>
+    <w:p>
+      <w:pPr>
         <w:jc w:val="right"/>
         <w:bidi/>
       </w:pPr>
@@ -1062,18 +1064,6 @@
           <w:b w:val="0"/>
           <w:i w:val="0"/>
         </w:rPr>
-        <w:t>ةفصلا</w:t>
-      </w:r>
-    </w:p>
-    <w:p>
-      <w:pPr>
-        <w:pStyle w:val="Heading2"/>
-        <w:jc w:val="right"/>
-        <w:bidi/>
-      </w:pPr>
-      <w:r>
-        <w:t>[بيانات الأطراف: المدعي / المدعى عليه / الحاضرون] ===</w:t>
-        <w:br/>
         <w:t>سعودي</w:t>
       </w:r>
     </w:p>
@@ -1201,7 +1191,7 @@
           <w:b w:val="0"/>
           <w:i w:val="0"/>
         </w:rPr>
-        <w:t>غيلبتلا دعب ذيفنتلا ةدم تهتنا</w:t>
+        <w:t>انتهت مدة التنفيذ بعد التبليغ</w:t>
       </w:r>
     </w:p>
     <w:p>
@@ -1240,7 +1230,7 @@
           <w:b w:val="0"/>
           <w:i w:val="0"/>
         </w:rPr>
-        <w:t>رارقلا رادصإ خيرات</w:t>
+        <w:t>تاريخ إصدار القرار</w:t>
       </w:r>
     </w:p>
     <w:p>
@@ -1253,7 +1243,7 @@
           <w:b w:val="0"/>
           <w:i w:val="0"/>
         </w:rPr>
-        <w:t>رارقلا مقر</w:t>
+        <w:t>رقم القرار</w:t>
       </w:r>
     </w:p>
     <w:p>
@@ -1357,7 +1347,7 @@
           <w:b w:val="0"/>
           <w:i w:val="0"/>
         </w:rPr>
-        <w:t>رارقلا رادصإ خيرات</w:t>
+        <w:t>تاريخ إصدار القرار</w:t>
       </w:r>
     </w:p>
     <w:p>
@@ -1370,7 +1360,7 @@
           <w:b w:val="0"/>
           <w:i w:val="0"/>
         </w:rPr>
-        <w:t>رارقلا مقر</w:t>
+        <w:t>رقم القرار</w:t>
       </w:r>
     </w:p>
     <w:p>
@@ -1448,7 +1438,7 @@
           <w:b w:val="0"/>
           <w:i w:val="0"/>
         </w:rPr>
-        <w:t>عزيزي المستفيد ، بإمكانك متابعة طلبات اإلجراء المقدمة من قسم متابعة طلبات اإلجراء</w:t>
+        <w:t>ءارجلإا تابلط ةعباتم مسق نم ةمدقملا ءارجلإا تابلط ةعباتم كناكمإب ، ديفتسملا يزيزع</w:t>
       </w:r>
     </w:p>
     <w:p>
@@ -1474,7 +1464,7 @@
           <w:b w:val="0"/>
           <w:i w:val="0"/>
         </w:rPr>
-        <w:t>تقديم طلب إجراء</w:t>
+        <w:t>ءارجإ بلط ميدقت</w:t>
       </w:r>
     </w:p>
     <w:p>
@@ -1552,7 +1542,7 @@
           <w:b w:val="0"/>
           <w:i w:val="0"/>
         </w:rPr>
-        <w:t>ذيفنتلا بلط نم ةيقبتملا ةميقلا دادسل ينلعلا دازملاب اهضرع حرتقت يتلا لوصلأا رايتخإ يجري</w:t>
+        <w:t>يرجي إختيار األصول التي تقترح عرضها بالمزاد العلني لسداد القيمة المتبقية من طلب التنفيذ</w:t>
       </w:r>
     </w:p>
     <w:p>
@@ -1565,7 +1555,7 @@
           <w:b w:val="0"/>
           <w:i w:val="0"/>
         </w:rPr>
-        <w:t>بلطلا مقر</w:t>
+        <w:t>رقم الطلب</w:t>
       </w:r>
     </w:p>
     <w:p>
@@ -1669,7 +1659,7 @@
           <w:b w:val="0"/>
           <w:i w:val="0"/>
         </w:rPr>
-        <w:t>رضاحملا</w:t>
+        <w:t>المحاضر</w:t>
       </w:r>
     </w:p>
     <w:p>
@@ -1695,7 +1685,7 @@
           <w:b w:val="0"/>
           <w:i w:val="0"/>
         </w:rPr>
-        <w:t>رضحملا خيرات</w:t>
+        <w:t>تاريخ المحضر</w:t>
       </w:r>
     </w:p>
     <w:p>
@@ -1708,7 +1698,7 @@
           <w:b w:val="0"/>
           <w:i w:val="0"/>
         </w:rPr>
-        <w:t>رضحملا مقر</w:t>
+        <w:t>رقم المحضر</w:t>
       </w:r>
     </w:p>
     <w:p>
@@ -1760,7 +1750,7 @@
           <w:b w:val="0"/>
           <w:i w:val="0"/>
         </w:rPr>
-        <w:t>رضحملا خيرات</w:t>
+        <w:t>تاريخ المحضر</w:t>
       </w:r>
     </w:p>
     <w:p>
@@ -1773,7 +1763,7 @@
           <w:b w:val="0"/>
           <w:i w:val="0"/>
         </w:rPr>
-        <w:t>رضحملا مقر</w:t>
+        <w:t>رقم المحضر</w:t>
       </w:r>
     </w:p>
     <w:p>
@@ -1825,7 +1815,7 @@
           <w:b w:val="0"/>
           <w:i w:val="0"/>
         </w:rPr>
-        <w:t>محضر إنهاءpdf.</w:t>
+        <w:t>pdf.ءاهنإ رضحم</w:t>
       </w:r>
     </w:p>
     <w:p>
@@ -1838,7 +1828,7 @@
           <w:b w:val="0"/>
           <w:i w:val="0"/>
         </w:rPr>
-        <w:t>.بلطلا ىلع تمت يتلا تامدخلا وأ فيلاكتلا وأ ءارجلإا ةلاح بسحب ذيفنتلا ةرئادب ةيلعفلا غلابملا نع انه غلابملا ثيدحت فلتخي دق</w:t>
+        <w:t>قد يختلف تحديث المبالغ هنا عن المبالغ الفعلية بدائرة التنفيذ بحسب حالة اإلجراء أو التكاليف أو الخدمات التي تمت على الطلب.</w:t>
       </w:r>
     </w:p>
     <w:p>
@@ -1851,7 +1841,7 @@
           <w:b w:val="0"/>
           <w:i w:val="0"/>
         </w:rPr>
-        <w:t>باسحلا فشك</w:t>
+        <w:t>كشف الحساب</w:t>
       </w:r>
     </w:p>
     <w:p>
@@ -1864,7 +1854,7 @@
           <w:b w:val="0"/>
           <w:i w:val="0"/>
         </w:rPr>
-        <w:t>(يذيفنتلا دنسلا بسح ) ةبلاطملا غلبم يلامجإ</w:t>
+        <w:t>إجمالي مبلغ المطالبة ( حسب السند التنفيذي)</w:t>
       </w:r>
     </w:p>
     <w:p>
@@ -1890,7 +1880,7 @@
           <w:b w:val="0"/>
           <w:i w:val="0"/>
         </w:rPr>
-        <w:t>يقبتملا غلبملا(ديفتسملا باسحل) هعاديإ مت ام يلامجإ0 0</w:t>
+        <w:t>0 0إجمالي ما تم إيداعه (لحساب المستفيد)المبلغ المتبقي</w:t>
       </w:r>
     </w:p>
     <w:p>
@@ -1916,7 +1906,7 @@
           <w:b w:val="0"/>
           <w:i w:val="0"/>
         </w:rPr>
-        <w:t>رضحملا خيرات</w:t>
+        <w:t>تاريخ المحضر</w:t>
       </w:r>
     </w:p>
     <w:p>
@@ -1942,7 +1932,7 @@
           <w:b w:val="0"/>
           <w:i w:val="0"/>
         </w:rPr>
-        <w:t>رضحملا مقر</w:t>
+        <w:t>رقم المحضر</w:t>
       </w:r>
     </w:p>
     <w:p>
@@ -1973,27 +1963,25 @@
     </w:p>
     <w:p>
       <w:pPr>
+        <w:pStyle w:val="Heading2"/>
         <w:jc w:val="right"/>
         <w:bidi/>
       </w:pPr>
       <w:r>
-        <w:rPr>
-          <w:b w:val="0"/>
-          <w:i w:val="0"/>
-        </w:rPr>
-        <w:t>2025 © لدعلا ةرازو ىدل ةظوفحم قوقحلا عيمج</w:t>
+        <w:t>[ترويسة / كليشة رسمية — معلومات متكررة] ===</w:t>
+        <w:br/>
+        <w:t>جميع الحقوق محفوظة لدى وزارة العدل © 2025</w:t>
       </w:r>
     </w:p>
     <w:p>
       <w:pPr>
+        <w:pStyle w:val="Heading2"/>
         <w:jc w:val="right"/>
         <w:bidi/>
       </w:pPr>
       <w:r>
-        <w:rPr>
-          <w:b w:val="0"/>
-          <w:i w:val="0"/>
-        </w:rPr>
+        <w:t>[المتن الفعلي: الوقائع / الأسباب / المنطوق] ===</w:t>
+        <w:br/>
         <w:t>ةيلام تانايب دجوي لا</w:t>
       </w:r>
     </w:p>
@@ -2038,28 +2026,26 @@
     </w:p>
     <w:p>
       <w:pPr>
+        <w:pStyle w:val="Heading2"/>
         <w:jc w:val="right"/>
         <w:bidi/>
       </w:pPr>
       <w:r>
-        <w:rPr>
-          <w:b w:val="0"/>
-          <w:i w:val="0"/>
-        </w:rPr>
-        <w:t>طخلا مجحو ةيؤرلا تابلطلا ةمئاق ىلإ ةدوع</w:t>
+        <w:t>[الطلبات / المرفقات] ===</w:t>
+        <w:br/>
+        <w:t>عودة إلى قائمة الطلبات الرؤية وحجم الخط</w:t>
       </w:r>
     </w:p>
     <w:p>
       <w:pPr>
+        <w:pStyle w:val="Heading2"/>
         <w:jc w:val="right"/>
         <w:bidi/>
       </w:pPr>
       <w:r>
-        <w:rPr>
-          <w:b w:val="0"/>
-          <w:i w:val="0"/>
-        </w:rPr>
-        <w:t>يلاملا ريرقتلا</w:t>
+        <w:t>[المتن الفعلي: الوقائع / الأسباب / المنطوق] ===</w:t>
+        <w:br/>
+        <w:t>التقرير المالي</w:t>
       </w:r>
     </w:p>
     <w:p>

--- a/zaini_case_audit_output/outputs/word/documents/039_أمر تنفيذ الوالدة عاتقة ضد الشيخ أسامة ـ 401024501240718 ـ 08-04-1445 ـ منتهي.docx
+++ b/zaini_case_audit_output/outputs/word/documents/039_أمر تنفيذ الوالدة عاتقة ضد الشيخ أسامة ـ 401024501240718 ـ 08-04-1445 ـ منتهي.docx
@@ -269,7 +269,7 @@
           <w:b w:val="0"/>
           <w:i w:val="0"/>
         </w:rPr>
-        <w:t>تارارق و ماكحا - يلام</w:t>
+        <w:t>مالي - احكام و قرارات</w:t>
       </w:r>
     </w:p>
     <w:p>
@@ -1620,7 +1620,7 @@
           <w:b w:val="0"/>
           <w:i w:val="0"/>
         </w:rPr>
-        <w:t>رصان روصنم ديجملادبع يجيرخلا</w:t>
+        <w:t>الخريجي عبدالمجيد منصور ناصر</w:t>
       </w:r>
     </w:p>
     <w:p>
@@ -1646,7 +1646,7 @@
           <w:b w:val="0"/>
           <w:i w:val="0"/>
         </w:rPr>
-        <w:t>در ىلا ةجاحب ءارجإ تابلط</w:t>
+        <w:t>طلبات إجراء بحاجة الى رد</w:t>
       </w:r>
     </w:p>
     <w:p>
@@ -1729,6 +1729,30 @@
     </w:p>
     <w:p>
       <w:pPr>
+        <w:pStyle w:val="Heading2"/>
+        <w:jc w:val="right"/>
+        <w:bidi/>
+      </w:pPr>
+      <w:r>
+        <w:t>[بيانات الأطراف: المدعي / المدعى عليه / الحاضرون] ===</w:t>
+        <w:br/>
+        <w:t>اسم المحضر: رفع تعليق اإلجراءات</w:t>
+      </w:r>
+    </w:p>
+    <w:p>
+      <w:pPr>
+        <w:pStyle w:val="Heading2"/>
+        <w:jc w:val="right"/>
+        <w:bidi/>
+      </w:pPr>
+      <w:r>
+        <w:t>[المتن الفعلي: الوقائع / الأسباب / المنطوق] ===</w:t>
+        <w:br/>
+        <w:t>تاريخ المحضر</w:t>
+      </w:r>
+    </w:p>
+    <w:p>
+      <w:pPr>
         <w:jc w:val="right"/>
         <w:bidi/>
       </w:pPr>
@@ -1737,7 +1761,137 @@
           <w:b w:val="0"/>
           <w:i w:val="0"/>
         </w:rPr>
-        <w:t>تاءارجلإا قيلعت عفر :رضحملا مسا</w:t>
+        <w:t>رقم المحضر</w:t>
+      </w:r>
+    </w:p>
+    <w:p>
+      <w:pPr>
+        <w:jc w:val="right"/>
+        <w:bidi/>
+      </w:pPr>
+      <w:r>
+        <w:rPr>
+          <w:b w:val="0"/>
+          <w:i w:val="0"/>
+        </w:rPr>
+        <w:t>1445/11/14</w:t>
+      </w:r>
+    </w:p>
+    <w:p>
+      <w:pPr>
+        <w:jc w:val="right"/>
+        <w:bidi/>
+      </w:pPr>
+      <w:r>
+        <w:rPr>
+          <w:b w:val="0"/>
+          <w:i w:val="0"/>
+        </w:rPr>
+        <w:t>405034500682592</w:t>
+      </w:r>
+    </w:p>
+    <w:p>
+      <w:pPr>
+        <w:jc w:val="right"/>
+        <w:bidi/>
+      </w:pPr>
+      <w:r>
+        <w:rPr>
+          <w:b w:val="0"/>
+          <w:i w:val="0"/>
+        </w:rPr>
+        <w:t>ءاهنإ رضحم :رضحملا مسا</w:t>
+      </w:r>
+    </w:p>
+    <w:p>
+      <w:pPr>
+        <w:jc w:val="right"/>
+        <w:bidi/>
+      </w:pPr>
+      <w:r>
+        <w:rPr>
+          <w:b w:val="0"/>
+          <w:i w:val="0"/>
+        </w:rPr>
+        <w:t>pdf.ءاهنإ رضحم</w:t>
+      </w:r>
+    </w:p>
+    <w:p>
+      <w:pPr>
+        <w:jc w:val="right"/>
+        <w:bidi/>
+      </w:pPr>
+      <w:r>
+        <w:rPr>
+          <w:b w:val="0"/>
+          <w:i w:val="0"/>
+        </w:rPr>
+        <w:t>قد يختلف تحديث المبالغ هنا عن المبالغ الفعلية بدائرة التنفيذ بحسب حالة اإلجراء أو التكاليف أو الخدمات التي تمت على الطلب.</w:t>
+      </w:r>
+    </w:p>
+    <w:p>
+      <w:pPr>
+        <w:jc w:val="right"/>
+        <w:bidi/>
+      </w:pPr>
+      <w:r>
+        <w:rPr>
+          <w:b w:val="0"/>
+          <w:i w:val="0"/>
+        </w:rPr>
+        <w:t>كشف الحساب</w:t>
+      </w:r>
+    </w:p>
+    <w:p>
+      <w:pPr>
+        <w:jc w:val="right"/>
+        <w:bidi/>
+      </w:pPr>
+      <w:r>
+        <w:rPr>
+          <w:b w:val="0"/>
+          <w:i w:val="0"/>
+        </w:rPr>
+        <w:t>إجمالي مبلغ المطالبة ( حسب السند التنفيذي)</w:t>
+      </w:r>
+    </w:p>
+    <w:p>
+      <w:pPr>
+        <w:jc w:val="right"/>
+        <w:bidi/>
+      </w:pPr>
+      <w:r>
+        <w:rPr>
+          <w:b w:val="0"/>
+          <w:i w:val="0"/>
+        </w:rPr>
+        <w:t>27651219</w:t>
+      </w:r>
+    </w:p>
+    <w:p>
+      <w:pPr>
+        <w:jc w:val="right"/>
+        <w:bidi/>
+      </w:pPr>
+      <w:r>
+        <w:rPr>
+          <w:b w:val="0"/>
+          <w:i w:val="0"/>
+        </w:rPr>
+        <w:t>0 0إجمالي ما تم إيداعه (لحساب المستفيد)المبلغ المتبقي</w:t>
+      </w:r>
+    </w:p>
+    <w:p>
+      <w:pPr>
+        <w:jc w:val="right"/>
+        <w:bidi/>
+      </w:pPr>
+      <w:r>
+        <w:rPr>
+          <w:b w:val="0"/>
+          <w:i w:val="0"/>
+        </w:rPr>
+        <w:t>رضحملا جذومن</w:t>
       </w:r>
     </w:p>
     <w:p>
@@ -1763,162 +1917,6 @@
           <w:b w:val="0"/>
           <w:i w:val="0"/>
         </w:rPr>
-        <w:t>رقم المحضر</w:t>
-      </w:r>
-    </w:p>
-    <w:p>
-      <w:pPr>
-        <w:jc w:val="right"/>
-        <w:bidi/>
-      </w:pPr>
-      <w:r>
-        <w:rPr>
-          <w:b w:val="0"/>
-          <w:i w:val="0"/>
-        </w:rPr>
-        <w:t>1445/11/14</w:t>
-      </w:r>
-    </w:p>
-    <w:p>
-      <w:pPr>
-        <w:jc w:val="right"/>
-        <w:bidi/>
-      </w:pPr>
-      <w:r>
-        <w:rPr>
-          <w:b w:val="0"/>
-          <w:i w:val="0"/>
-        </w:rPr>
-        <w:t>405034500682592</w:t>
-      </w:r>
-    </w:p>
-    <w:p>
-      <w:pPr>
-        <w:jc w:val="right"/>
-        <w:bidi/>
-      </w:pPr>
-      <w:r>
-        <w:rPr>
-          <w:b w:val="0"/>
-          <w:i w:val="0"/>
-        </w:rPr>
-        <w:t>ءاهنإ رضحم :رضحملا مسا</w:t>
-      </w:r>
-    </w:p>
-    <w:p>
-      <w:pPr>
-        <w:jc w:val="right"/>
-        <w:bidi/>
-      </w:pPr>
-      <w:r>
-        <w:rPr>
-          <w:b w:val="0"/>
-          <w:i w:val="0"/>
-        </w:rPr>
-        <w:t>pdf.ءاهنإ رضحم</w:t>
-      </w:r>
-    </w:p>
-    <w:p>
-      <w:pPr>
-        <w:jc w:val="right"/>
-        <w:bidi/>
-      </w:pPr>
-      <w:r>
-        <w:rPr>
-          <w:b w:val="0"/>
-          <w:i w:val="0"/>
-        </w:rPr>
-        <w:t>قد يختلف تحديث المبالغ هنا عن المبالغ الفعلية بدائرة التنفيذ بحسب حالة اإلجراء أو التكاليف أو الخدمات التي تمت على الطلب.</w:t>
-      </w:r>
-    </w:p>
-    <w:p>
-      <w:pPr>
-        <w:jc w:val="right"/>
-        <w:bidi/>
-      </w:pPr>
-      <w:r>
-        <w:rPr>
-          <w:b w:val="0"/>
-          <w:i w:val="0"/>
-        </w:rPr>
-        <w:t>كشف الحساب</w:t>
-      </w:r>
-    </w:p>
-    <w:p>
-      <w:pPr>
-        <w:jc w:val="right"/>
-        <w:bidi/>
-      </w:pPr>
-      <w:r>
-        <w:rPr>
-          <w:b w:val="0"/>
-          <w:i w:val="0"/>
-        </w:rPr>
-        <w:t>إجمالي مبلغ المطالبة ( حسب السند التنفيذي)</w:t>
-      </w:r>
-    </w:p>
-    <w:p>
-      <w:pPr>
-        <w:jc w:val="right"/>
-        <w:bidi/>
-      </w:pPr>
-      <w:r>
-        <w:rPr>
-          <w:b w:val="0"/>
-          <w:i w:val="0"/>
-        </w:rPr>
-        <w:t>27651219</w:t>
-      </w:r>
-    </w:p>
-    <w:p>
-      <w:pPr>
-        <w:jc w:val="right"/>
-        <w:bidi/>
-      </w:pPr>
-      <w:r>
-        <w:rPr>
-          <w:b w:val="0"/>
-          <w:i w:val="0"/>
-        </w:rPr>
-        <w:t>0 0إجمالي ما تم إيداعه (لحساب المستفيد)المبلغ المتبقي</w:t>
-      </w:r>
-    </w:p>
-    <w:p>
-      <w:pPr>
-        <w:jc w:val="right"/>
-        <w:bidi/>
-      </w:pPr>
-      <w:r>
-        <w:rPr>
-          <w:b w:val="0"/>
-          <w:i w:val="0"/>
-        </w:rPr>
-        <w:t>رضحملا جذومن</w:t>
-      </w:r>
-    </w:p>
-    <w:p>
-      <w:pPr>
-        <w:jc w:val="right"/>
-        <w:bidi/>
-      </w:pPr>
-      <w:r>
-        <w:rPr>
-          <w:b w:val="0"/>
-          <w:i w:val="0"/>
-        </w:rPr>
-        <w:t>تاريخ المحضر</w:t>
-      </w:r>
-    </w:p>
-    <w:p>
-      <w:pPr>
-        <w:jc w:val="right"/>
-        <w:bidi/>
-      </w:pPr>
-      <w:r>
-        <w:rPr>
-          <w:b w:val="0"/>
-          <w:i w:val="0"/>
-        </w:rPr>
         <w:t>1447/04/13</w:t>
       </w:r>
     </w:p>
@@ -1958,7 +1956,7 @@
           <w:b w:val="0"/>
           <w:i w:val="0"/>
         </w:rPr>
-        <w:t>ةيلاملا ةكرحلا لجس</w:t>
+        <w:t>سجل الحركة المالية</w:t>
       </w:r>
     </w:p>
     <w:p>
@@ -1982,7 +1980,7 @@
       <w:r>
         <w:t>[المتن الفعلي: الوقائع / الأسباب / المنطوق] ===</w:t>
         <w:br/>
-        <w:t>ةيلام تانايب دجوي لا</w:t>
+        <w:t>ال يوجد بيانات مالية</w:t>
       </w:r>
     </w:p>
     <w:p>
